--- a/lab4/scenariusz2.docx
+++ b/lab4/scenariusz2.docx
@@ -5,15 +5,22 @@
     <w:p>
       <w:pPr>
         <w:pStyle w:val="Tytu"/>
+        <w:jc w:val="both"/>
       </w:pPr>
       <w:r>
         <w:t xml:space="preserve">2. </w:t>
       </w:r>
+      <w:proofErr w:type="spellStart"/>
       <w:r>
         <w:t>Trello</w:t>
       </w:r>
+      <w:proofErr w:type="spellEnd"/>
     </w:p>
     <w:p>
+      <w:pPr>
+        <w:spacing w:line="240" w:lineRule="auto"/>
+        <w:jc w:val="both"/>
+      </w:pPr>
       <w:r>
         <w:rPr>
           <w:b/>
@@ -22,50 +29,279 @@
         <w:t>Cel sesji:</w:t>
       </w:r>
       <w:r>
-        <w:t xml:space="preserve"> Badamy intuicyjność interfejsu przy organizowaniu i automatyzacji pracy zespołu. Proszę Cię o głośne komentowanie swoich działań, wątpliwości i oczekiwań wobec tego, jak powinien zachować się system.</w:t>
+        <w:t xml:space="preserve"> Testujemy, jak użytkownicy radzą sobie z organizacją pracy i automatyzacją przepływu zadań. Pamiętaj o „myśleniu na głos” – komentuj swoje oczekiwania i wątpliwości podczas wykonywania kolejnych kroków.</w:t>
       </w:r>
     </w:p>
     <w:p>
+      <w:pPr>
+        <w:spacing w:line="240" w:lineRule="auto"/>
+        <w:jc w:val="both"/>
+      </w:pPr>
       <w:r>
         <w:rPr>
           <w:b/>
           <w:bCs/>
         </w:rPr>
-        <w:t>Zadanie 1 (Rozgrzewka)</w:t>
-      </w:r>
-      <w:r>
-        <w:t xml:space="preserve"> Zorganizuj przestrzeń dla nowego projektu. Utwórz nową tablicę i przygotuj na niej trzy listy, które oddadzą podstawowy przepływ pracy: rzeczy do zrobienia, w trakcie realizacji oraz ukończone.</w:t>
+        <w:t>Zadanie 1: Struktura projektu (Rozgrzewka)</w:t>
+      </w:r>
+      <w:r>
+        <w:t xml:space="preserve"> Zorganizuj przestrzeń dla nowego projektu. Twoim celem jest:</w:t>
       </w:r>
     </w:p>
     <w:p>
+      <w:pPr>
+        <w:numPr>
+          <w:ilvl w:val="0"/>
+          <w:numId w:val="1"/>
+        </w:numPr>
+        <w:spacing w:line="240" w:lineRule="auto"/>
+        <w:jc w:val="both"/>
+      </w:pPr>
+      <w:r>
+        <w:t>Utworzenie nowej tablicy (</w:t>
+      </w:r>
+      <w:proofErr w:type="spellStart"/>
+      <w:r>
+        <w:t>board</w:t>
+      </w:r>
+      <w:proofErr w:type="spellEnd"/>
+      <w:r>
+        <w:t>) i nazwanie jej „Projekt AUV”.</w:t>
+      </w:r>
+    </w:p>
+    <w:p>
+      <w:pPr>
+        <w:numPr>
+          <w:ilvl w:val="0"/>
+          <w:numId w:val="1"/>
+        </w:numPr>
+        <w:spacing w:line="240" w:lineRule="auto"/>
+        <w:jc w:val="both"/>
+      </w:pPr>
+      <w:r>
+        <w:t>Przygotowanie na niej trzech list oddających etapy pracy: „Do zrobienia”, „W trakcie” oraz „Zakończone”.</w:t>
+      </w:r>
+    </w:p>
+    <w:p>
+      <w:pPr>
+        <w:numPr>
+          <w:ilvl w:val="0"/>
+          <w:numId w:val="1"/>
+        </w:numPr>
+        <w:spacing w:line="240" w:lineRule="auto"/>
+        <w:jc w:val="both"/>
+      </w:pPr>
+      <w:r>
+        <w:t>Dodanie dwóch nowych kart (zadań) z dowolnymi nazwami do pierwszej listy („Do zrobienia”).</w:t>
+      </w:r>
+    </w:p>
+    <w:p>
+      <w:pPr>
+        <w:spacing w:line="240" w:lineRule="auto"/>
+        <w:jc w:val="both"/>
+      </w:pPr>
       <w:r>
         <w:rPr>
           <w:b/>
           <w:bCs/>
         </w:rPr>
-        <w:t>Zadanie 2 (Standardowe)</w:t>
-      </w:r>
-      <w:r>
-        <w:t xml:space="preserve"> Musisz zaplanować zebranie projektowe. Dodaj do odpowiedniej listy nową kartę z zadaniem o nazwie "Spotkanie zespołu", a następnie przypisz do niej konkretny termin wykonania </w:t>
-      </w:r>
-      <w:r>
-        <w:t>-</w:t>
-      </w:r>
-      <w:r>
-        <w:t xml:space="preserve"> ustaw go na jutro na godzinę 12:00.</w:t>
+        <w:t>Zadanie 2: Uszczegóławianie zadań (Standardowe)</w:t>
+      </w:r>
+      <w:r>
+        <w:t xml:space="preserve"> Wzbogać pierwsze zadanie o dodatkowe informacje:</w:t>
       </w:r>
     </w:p>
     <w:p>
+      <w:pPr>
+        <w:numPr>
+          <w:ilvl w:val="0"/>
+          <w:numId w:val="2"/>
+        </w:numPr>
+        <w:spacing w:line="240" w:lineRule="auto"/>
+        <w:jc w:val="both"/>
+      </w:pPr>
+      <w:r>
+        <w:t>Skonfiguruj wewnątrz pierwszej karty listę kontrolną (</w:t>
+      </w:r>
+      <w:proofErr w:type="spellStart"/>
+      <w:r>
+        <w:t>checklistę</w:t>
+      </w:r>
+      <w:proofErr w:type="spellEnd"/>
+      <w:r>
+        <w:t>) o nazwie „Kroki realizacji”.</w:t>
+      </w:r>
+    </w:p>
+    <w:p>
+      <w:pPr>
+        <w:numPr>
+          <w:ilvl w:val="0"/>
+          <w:numId w:val="2"/>
+        </w:numPr>
+        <w:spacing w:line="240" w:lineRule="auto"/>
+        <w:jc w:val="both"/>
+      </w:pPr>
+      <w:r>
+        <w:t>Dodaj do tej listy kontrolnej dwa dowolne, krótkie punkty do odhaczenia.</w:t>
+      </w:r>
+    </w:p>
+    <w:p>
+      <w:pPr>
+        <w:numPr>
+          <w:ilvl w:val="0"/>
+          <w:numId w:val="2"/>
+        </w:numPr>
+        <w:spacing w:line="240" w:lineRule="auto"/>
+        <w:jc w:val="both"/>
+      </w:pPr>
+      <w:r>
+        <w:t>Przypisz do tej samej karty czerwoną etykietę i zmień widoczną nazwę tej etykiety na „</w:t>
+      </w:r>
+      <w:proofErr w:type="spellStart"/>
+      <w:r>
+        <w:t>Bloker</w:t>
+      </w:r>
+      <w:proofErr w:type="spellEnd"/>
+      <w:r>
+        <w:t>”.</w:t>
+      </w:r>
+    </w:p>
+    <w:p>
+      <w:pPr>
+        <w:spacing w:line="240" w:lineRule="auto"/>
+        <w:jc w:val="both"/>
+      </w:pPr>
       <w:r>
         <w:rPr>
           <w:b/>
           <w:bCs/>
         </w:rPr>
-        <w:t>Zadanie 3 (Zwiększony poziom trudności)</w:t>
-      </w:r>
-      <w:r>
-        <w:t xml:space="preserve"> Chcesz odciążyć zespół z powtarzalnych kliknięć. Skonfiguruj w obrębie tej tablicy automatyczną regułę: spraw, by za każdym razem, gdy dowolne zadanie zostanie przeniesione do listy z ukończonymi rzeczami, system samoczynnie oznaczał to zadanie zieloną etykietą.</w:t>
-      </w:r>
+        <w:t>Zadanie 3: Terminy i załączniki (Nietypowe)</w:t>
+      </w:r>
+      <w:r>
+        <w:t xml:space="preserve"> Zarządzaj drugą z utworzonych kart:</w:t>
+      </w:r>
+    </w:p>
+    <w:p>
+      <w:pPr>
+        <w:numPr>
+          <w:ilvl w:val="0"/>
+          <w:numId w:val="3"/>
+        </w:numPr>
+        <w:spacing w:line="240" w:lineRule="auto"/>
+        <w:jc w:val="both"/>
+      </w:pPr>
+      <w:r>
+        <w:t xml:space="preserve">Przypisz do niej konkretny termin wykonania (deadline) – ustaw go </w:t>
+      </w:r>
+      <w:proofErr w:type="gramStart"/>
+      <w:r>
+        <w:t>na jutrzejszy dzień</w:t>
+      </w:r>
+      <w:proofErr w:type="gramEnd"/>
+      <w:r>
+        <w:t xml:space="preserve"> na godzinę 15:00.</w:t>
+      </w:r>
+    </w:p>
+    <w:p>
+      <w:pPr>
+        <w:numPr>
+          <w:ilvl w:val="0"/>
+          <w:numId w:val="3"/>
+        </w:numPr>
+        <w:spacing w:line="240" w:lineRule="auto"/>
+        <w:jc w:val="both"/>
+      </w:pPr>
+      <w:r>
+        <w:t>Wgraj z dysku swojego komputera dowolny plik graficzny i dołącz go do tego zadania.</w:t>
+      </w:r>
+    </w:p>
+    <w:p>
+      <w:pPr>
+        <w:numPr>
+          <w:ilvl w:val="0"/>
+          <w:numId w:val="3"/>
+        </w:numPr>
+        <w:spacing w:line="240" w:lineRule="auto"/>
+        <w:jc w:val="both"/>
+      </w:pPr>
+      <w:r>
+        <w:t>Upewnij się, że wgrany obrazek ustawił się jako główna okładka karty, widoczna od razu na głównej tablicy, bez wchodzenia w szczegóły zadania.</w:t>
+      </w:r>
+    </w:p>
+    <w:p>
+      <w:pPr>
+        <w:spacing w:line="240" w:lineRule="auto"/>
+        <w:jc w:val="both"/>
+      </w:pPr>
+      <w:r>
+        <w:rPr>
+          <w:b/>
+          <w:bCs/>
+        </w:rPr>
+        <w:t>Zadanie 4: Automatyzacja przepływu (Wyraźnie trudniejsze)</w:t>
+      </w:r>
+      <w:r>
+        <w:t xml:space="preserve"> Chcesz odciążyć zespół z powtarzalnych kliknięć. Osiągnij następujący efekt:</w:t>
+      </w:r>
+    </w:p>
+    <w:p>
+      <w:pPr>
+        <w:numPr>
+          <w:ilvl w:val="0"/>
+          <w:numId w:val="4"/>
+        </w:numPr>
+        <w:spacing w:line="240" w:lineRule="auto"/>
+        <w:jc w:val="both"/>
+      </w:pPr>
+      <w:r>
+        <w:t>Znajdź sekcję automatyzacji i stwórz nową regułę dla całej tablicy „Projekt AUV”.</w:t>
+      </w:r>
+    </w:p>
+    <w:p>
+      <w:pPr>
+        <w:numPr>
+          <w:ilvl w:val="0"/>
+          <w:numId w:val="4"/>
+        </w:numPr>
+        <w:spacing w:line="240" w:lineRule="auto"/>
+        <w:jc w:val="both"/>
+      </w:pPr>
+      <w:r>
+        <w:t>Ustal wyzwalacz: przeniesienie dowolnej karty do listy „Zakończone”.</w:t>
+      </w:r>
+    </w:p>
+    <w:p>
+      <w:pPr>
+        <w:numPr>
+          <w:ilvl w:val="0"/>
+          <w:numId w:val="4"/>
+        </w:numPr>
+        <w:spacing w:line="240" w:lineRule="auto"/>
+        <w:jc w:val="both"/>
+      </w:pPr>
+      <w:r>
+        <w:t>Ustal akcję: system ma wtedy automatycznie oznaczać przypisany do tej karty termin (deadline) jako odhaczony/zrealizowany.</w:t>
+      </w:r>
+    </w:p>
+    <w:p>
+      <w:pPr>
+        <w:numPr>
+          <w:ilvl w:val="0"/>
+          <w:numId w:val="4"/>
+        </w:numPr>
+        <w:spacing w:line="240" w:lineRule="auto"/>
+        <w:jc w:val="both"/>
+      </w:pPr>
+      <w:r>
+        <w:t>Przetestuj działanie reguły, chwytając kartę z ustawionym terminem i upuszczając ją w kolumnie „Zakończone”.</w:t>
+      </w:r>
+    </w:p>
+    <w:p>
+      <w:pPr>
+        <w:spacing w:line="240" w:lineRule="auto"/>
+        <w:jc w:val="both"/>
+      </w:pPr>
     </w:p>
     <w:sectPr>
       <w:pgSz w:w="11906" w:h="16838"/>
@@ -75,6 +311,475 @@
     </w:sectPr>
   </w:body>
 </w:document>
+</file>
+
+<file path=word/numbering.xml><?xml version="1.0" encoding="utf-8"?>
+<w:numbering xmlns:wpc="http://schemas.microsoft.com/office/word/2010/wordprocessingCanvas" xmlns:cx="http://schemas.microsoft.com/office/drawing/2014/chartex" xmlns:cx1="http://schemas.microsoft.com/office/drawing/2015/9/8/chartex" xmlns:cx2="http://schemas.microsoft.com/office/drawing/2015/10/21/chartex" xmlns:cx3="http://schemas.microsoft.com/office/drawing/2016/5/9/chartex" xmlns:cx4="http://schemas.microsoft.com/office/drawing/2016/5/10/chartex" xmlns:cx5="http://schemas.microsoft.com/office/drawing/2016/5/11/chartex" xmlns:cx6="http://schemas.microsoft.com/office/drawing/2016/5/12/chartex" xmlns:cx7="http://schemas.microsoft.com/office/drawing/2016/5/13/chartex" xmlns:cx8="http://schemas.microsoft.com/office/drawing/2016/5/14/chartex" xmlns:mc="http://schemas.openxmlformats.org/markup-compatibility/2006" xmlns:aink="http://schemas.microsoft.com/office/drawing/2016/ink" xmlns:am3d="http://schemas.microsoft.com/office/drawing/2017/model3d" xmlns:o="urn:schemas-microsoft-com:office:office" xmlns:oel="http://schemas.microsoft.com/office/2019/extlst" xmlns:r="http://schemas.openxmlformats.org/officeDocument/2006/relationships" xmlns:m="http://schemas.openxmlformats.org/officeDocument/2006/math" xmlns:v="urn:schemas-microsoft-com:vml" xmlns:wp14="http://schemas.microsoft.com/office/word/2010/wordprocessingDrawing" xmlns:wp="http://schemas.openxmlformats.org/drawingml/2006/wordprocessingDrawing" xmlns:w10="urn:schemas-microsoft-com:office:word" xmlns:w="http://schemas.openxmlformats.org/wordprocessingml/2006/main" xmlns:w14="http://schemas.microsoft.com/office/word/2010/wordml" xmlns:w15="http://schemas.microsoft.com/office/word/2012/wordml" xmlns:w16cex="http://schemas.microsoft.com/office/word/2018/wordml/cex" xmlns:w16cid="http://schemas.microsoft.com/office/word/2016/wordml/cid" xmlns:w16="http://schemas.microsoft.com/office/word/2018/wordml" xmlns:w16du="http://schemas.microsoft.com/office/word/2023/wordml/word16du" xmlns:w16sdtdh="http://schemas.microsoft.com/office/word/2020/wordml/sdtdatahash" xmlns:w16sdtfl="http://schemas.microsoft.com/office/word/2024/wordml/sdtformatlock" xmlns:w16se="http://schemas.microsoft.com/office/word/2015/wordml/symex" xmlns:wpg="http://schemas.microsoft.com/office/word/2010/wordprocessingGroup" xmlns:wpi="http://schemas.microsoft.com/office/word/2010/wordprocessingInk" xmlns:wne="http://schemas.microsoft.com/office/word/2006/wordml" xmlns:wps="http://schemas.microsoft.com/office/word/2010/wordprocessingShape" mc:Ignorable="w14 w15 w16se w16cid w16 w16cex w16sdtdh w16sdtfl w16du wp14">
+  <w:abstractNum w:abstractNumId="0" w15:restartNumberingAfterBreak="0">
+    <w:nsid w:val="10605C4B"/>
+    <w:multiLevelType w:val="multilevel"/>
+    <w:tmpl w:val="D2A8324E"/>
+    <w:lvl w:ilvl="0">
+      <w:start w:val="1"/>
+      <w:numFmt w:val="decimal"/>
+      <w:lvlText w:val="%1."/>
+      <w:lvlJc w:val="left"/>
+      <w:pPr>
+        <w:tabs>
+          <w:tab w:val="num" w:pos="720"/>
+        </w:tabs>
+        <w:ind w:left="720" w:hanging="360"/>
+      </w:pPr>
+    </w:lvl>
+    <w:lvl w:ilvl="1" w:tentative="1">
+      <w:start w:val="1"/>
+      <w:numFmt w:val="decimal"/>
+      <w:lvlText w:val="%2."/>
+      <w:lvlJc w:val="left"/>
+      <w:pPr>
+        <w:tabs>
+          <w:tab w:val="num" w:pos="1440"/>
+        </w:tabs>
+        <w:ind w:left="1440" w:hanging="360"/>
+      </w:pPr>
+    </w:lvl>
+    <w:lvl w:ilvl="2" w:tentative="1">
+      <w:start w:val="1"/>
+      <w:numFmt w:val="decimal"/>
+      <w:lvlText w:val="%3."/>
+      <w:lvlJc w:val="left"/>
+      <w:pPr>
+        <w:tabs>
+          <w:tab w:val="num" w:pos="2160"/>
+        </w:tabs>
+        <w:ind w:left="2160" w:hanging="360"/>
+      </w:pPr>
+    </w:lvl>
+    <w:lvl w:ilvl="3" w:tentative="1">
+      <w:start w:val="1"/>
+      <w:numFmt w:val="decimal"/>
+      <w:lvlText w:val="%4."/>
+      <w:lvlJc w:val="left"/>
+      <w:pPr>
+        <w:tabs>
+          <w:tab w:val="num" w:pos="2880"/>
+        </w:tabs>
+        <w:ind w:left="2880" w:hanging="360"/>
+      </w:pPr>
+    </w:lvl>
+    <w:lvl w:ilvl="4" w:tentative="1">
+      <w:start w:val="1"/>
+      <w:numFmt w:val="decimal"/>
+      <w:lvlText w:val="%5."/>
+      <w:lvlJc w:val="left"/>
+      <w:pPr>
+        <w:tabs>
+          <w:tab w:val="num" w:pos="3600"/>
+        </w:tabs>
+        <w:ind w:left="3600" w:hanging="360"/>
+      </w:pPr>
+    </w:lvl>
+    <w:lvl w:ilvl="5" w:tentative="1">
+      <w:start w:val="1"/>
+      <w:numFmt w:val="decimal"/>
+      <w:lvlText w:val="%6."/>
+      <w:lvlJc w:val="left"/>
+      <w:pPr>
+        <w:tabs>
+          <w:tab w:val="num" w:pos="4320"/>
+        </w:tabs>
+        <w:ind w:left="4320" w:hanging="360"/>
+      </w:pPr>
+    </w:lvl>
+    <w:lvl w:ilvl="6" w:tentative="1">
+      <w:start w:val="1"/>
+      <w:numFmt w:val="decimal"/>
+      <w:lvlText w:val="%7."/>
+      <w:lvlJc w:val="left"/>
+      <w:pPr>
+        <w:tabs>
+          <w:tab w:val="num" w:pos="5040"/>
+        </w:tabs>
+        <w:ind w:left="5040" w:hanging="360"/>
+      </w:pPr>
+    </w:lvl>
+    <w:lvl w:ilvl="7" w:tentative="1">
+      <w:start w:val="1"/>
+      <w:numFmt w:val="decimal"/>
+      <w:lvlText w:val="%8."/>
+      <w:lvlJc w:val="left"/>
+      <w:pPr>
+        <w:tabs>
+          <w:tab w:val="num" w:pos="5760"/>
+        </w:tabs>
+        <w:ind w:left="5760" w:hanging="360"/>
+      </w:pPr>
+    </w:lvl>
+    <w:lvl w:ilvl="8" w:tentative="1">
+      <w:start w:val="1"/>
+      <w:numFmt w:val="decimal"/>
+      <w:lvlText w:val="%9."/>
+      <w:lvlJc w:val="left"/>
+      <w:pPr>
+        <w:tabs>
+          <w:tab w:val="num" w:pos="6480"/>
+        </w:tabs>
+        <w:ind w:left="6480" w:hanging="360"/>
+      </w:pPr>
+    </w:lvl>
+  </w:abstractNum>
+  <w:abstractNum w:abstractNumId="1" w15:restartNumberingAfterBreak="0">
+    <w:nsid w:val="18BB7CAD"/>
+    <w:multiLevelType w:val="multilevel"/>
+    <w:tmpl w:val="7842090A"/>
+    <w:lvl w:ilvl="0">
+      <w:start w:val="1"/>
+      <w:numFmt w:val="decimal"/>
+      <w:lvlText w:val="%1."/>
+      <w:lvlJc w:val="left"/>
+      <w:pPr>
+        <w:tabs>
+          <w:tab w:val="num" w:pos="720"/>
+        </w:tabs>
+        <w:ind w:left="720" w:hanging="360"/>
+      </w:pPr>
+    </w:lvl>
+    <w:lvl w:ilvl="1" w:tentative="1">
+      <w:start w:val="1"/>
+      <w:numFmt w:val="decimal"/>
+      <w:lvlText w:val="%2."/>
+      <w:lvlJc w:val="left"/>
+      <w:pPr>
+        <w:tabs>
+          <w:tab w:val="num" w:pos="1440"/>
+        </w:tabs>
+        <w:ind w:left="1440" w:hanging="360"/>
+      </w:pPr>
+    </w:lvl>
+    <w:lvl w:ilvl="2" w:tentative="1">
+      <w:start w:val="1"/>
+      <w:numFmt w:val="decimal"/>
+      <w:lvlText w:val="%3."/>
+      <w:lvlJc w:val="left"/>
+      <w:pPr>
+        <w:tabs>
+          <w:tab w:val="num" w:pos="2160"/>
+        </w:tabs>
+        <w:ind w:left="2160" w:hanging="360"/>
+      </w:pPr>
+    </w:lvl>
+    <w:lvl w:ilvl="3" w:tentative="1">
+      <w:start w:val="1"/>
+      <w:numFmt w:val="decimal"/>
+      <w:lvlText w:val="%4."/>
+      <w:lvlJc w:val="left"/>
+      <w:pPr>
+        <w:tabs>
+          <w:tab w:val="num" w:pos="2880"/>
+        </w:tabs>
+        <w:ind w:left="2880" w:hanging="360"/>
+      </w:pPr>
+    </w:lvl>
+    <w:lvl w:ilvl="4" w:tentative="1">
+      <w:start w:val="1"/>
+      <w:numFmt w:val="decimal"/>
+      <w:lvlText w:val="%5."/>
+      <w:lvlJc w:val="left"/>
+      <w:pPr>
+        <w:tabs>
+          <w:tab w:val="num" w:pos="3600"/>
+        </w:tabs>
+        <w:ind w:left="3600" w:hanging="360"/>
+      </w:pPr>
+    </w:lvl>
+    <w:lvl w:ilvl="5" w:tentative="1">
+      <w:start w:val="1"/>
+      <w:numFmt w:val="decimal"/>
+      <w:lvlText w:val="%6."/>
+      <w:lvlJc w:val="left"/>
+      <w:pPr>
+        <w:tabs>
+          <w:tab w:val="num" w:pos="4320"/>
+        </w:tabs>
+        <w:ind w:left="4320" w:hanging="360"/>
+      </w:pPr>
+    </w:lvl>
+    <w:lvl w:ilvl="6" w:tentative="1">
+      <w:start w:val="1"/>
+      <w:numFmt w:val="decimal"/>
+      <w:lvlText w:val="%7."/>
+      <w:lvlJc w:val="left"/>
+      <w:pPr>
+        <w:tabs>
+          <w:tab w:val="num" w:pos="5040"/>
+        </w:tabs>
+        <w:ind w:left="5040" w:hanging="360"/>
+      </w:pPr>
+    </w:lvl>
+    <w:lvl w:ilvl="7" w:tentative="1">
+      <w:start w:val="1"/>
+      <w:numFmt w:val="decimal"/>
+      <w:lvlText w:val="%8."/>
+      <w:lvlJc w:val="left"/>
+      <w:pPr>
+        <w:tabs>
+          <w:tab w:val="num" w:pos="5760"/>
+        </w:tabs>
+        <w:ind w:left="5760" w:hanging="360"/>
+      </w:pPr>
+    </w:lvl>
+    <w:lvl w:ilvl="8" w:tentative="1">
+      <w:start w:val="1"/>
+      <w:numFmt w:val="decimal"/>
+      <w:lvlText w:val="%9."/>
+      <w:lvlJc w:val="left"/>
+      <w:pPr>
+        <w:tabs>
+          <w:tab w:val="num" w:pos="6480"/>
+        </w:tabs>
+        <w:ind w:left="6480" w:hanging="360"/>
+      </w:pPr>
+    </w:lvl>
+  </w:abstractNum>
+  <w:abstractNum w:abstractNumId="2" w15:restartNumberingAfterBreak="0">
+    <w:nsid w:val="3A8835E1"/>
+    <w:multiLevelType w:val="multilevel"/>
+    <w:tmpl w:val="7D385EDA"/>
+    <w:lvl w:ilvl="0">
+      <w:start w:val="1"/>
+      <w:numFmt w:val="decimal"/>
+      <w:lvlText w:val="%1."/>
+      <w:lvlJc w:val="left"/>
+      <w:pPr>
+        <w:tabs>
+          <w:tab w:val="num" w:pos="720"/>
+        </w:tabs>
+        <w:ind w:left="720" w:hanging="360"/>
+      </w:pPr>
+    </w:lvl>
+    <w:lvl w:ilvl="1" w:tentative="1">
+      <w:start w:val="1"/>
+      <w:numFmt w:val="decimal"/>
+      <w:lvlText w:val="%2."/>
+      <w:lvlJc w:val="left"/>
+      <w:pPr>
+        <w:tabs>
+          <w:tab w:val="num" w:pos="1440"/>
+        </w:tabs>
+        <w:ind w:left="1440" w:hanging="360"/>
+      </w:pPr>
+    </w:lvl>
+    <w:lvl w:ilvl="2" w:tentative="1">
+      <w:start w:val="1"/>
+      <w:numFmt w:val="decimal"/>
+      <w:lvlText w:val="%3."/>
+      <w:lvlJc w:val="left"/>
+      <w:pPr>
+        <w:tabs>
+          <w:tab w:val="num" w:pos="2160"/>
+        </w:tabs>
+        <w:ind w:left="2160" w:hanging="360"/>
+      </w:pPr>
+    </w:lvl>
+    <w:lvl w:ilvl="3" w:tentative="1">
+      <w:start w:val="1"/>
+      <w:numFmt w:val="decimal"/>
+      <w:lvlText w:val="%4."/>
+      <w:lvlJc w:val="left"/>
+      <w:pPr>
+        <w:tabs>
+          <w:tab w:val="num" w:pos="2880"/>
+        </w:tabs>
+        <w:ind w:left="2880" w:hanging="360"/>
+      </w:pPr>
+    </w:lvl>
+    <w:lvl w:ilvl="4" w:tentative="1">
+      <w:start w:val="1"/>
+      <w:numFmt w:val="decimal"/>
+      <w:lvlText w:val="%5."/>
+      <w:lvlJc w:val="left"/>
+      <w:pPr>
+        <w:tabs>
+          <w:tab w:val="num" w:pos="3600"/>
+        </w:tabs>
+        <w:ind w:left="3600" w:hanging="360"/>
+      </w:pPr>
+    </w:lvl>
+    <w:lvl w:ilvl="5" w:tentative="1">
+      <w:start w:val="1"/>
+      <w:numFmt w:val="decimal"/>
+      <w:lvlText w:val="%6."/>
+      <w:lvlJc w:val="left"/>
+      <w:pPr>
+        <w:tabs>
+          <w:tab w:val="num" w:pos="4320"/>
+        </w:tabs>
+        <w:ind w:left="4320" w:hanging="360"/>
+      </w:pPr>
+    </w:lvl>
+    <w:lvl w:ilvl="6" w:tentative="1">
+      <w:start w:val="1"/>
+      <w:numFmt w:val="decimal"/>
+      <w:lvlText w:val="%7."/>
+      <w:lvlJc w:val="left"/>
+      <w:pPr>
+        <w:tabs>
+          <w:tab w:val="num" w:pos="5040"/>
+        </w:tabs>
+        <w:ind w:left="5040" w:hanging="360"/>
+      </w:pPr>
+    </w:lvl>
+    <w:lvl w:ilvl="7" w:tentative="1">
+      <w:start w:val="1"/>
+      <w:numFmt w:val="decimal"/>
+      <w:lvlText w:val="%8."/>
+      <w:lvlJc w:val="left"/>
+      <w:pPr>
+        <w:tabs>
+          <w:tab w:val="num" w:pos="5760"/>
+        </w:tabs>
+        <w:ind w:left="5760" w:hanging="360"/>
+      </w:pPr>
+    </w:lvl>
+    <w:lvl w:ilvl="8" w:tentative="1">
+      <w:start w:val="1"/>
+      <w:numFmt w:val="decimal"/>
+      <w:lvlText w:val="%9."/>
+      <w:lvlJc w:val="left"/>
+      <w:pPr>
+        <w:tabs>
+          <w:tab w:val="num" w:pos="6480"/>
+        </w:tabs>
+        <w:ind w:left="6480" w:hanging="360"/>
+      </w:pPr>
+    </w:lvl>
+  </w:abstractNum>
+  <w:abstractNum w:abstractNumId="3" w15:restartNumberingAfterBreak="0">
+    <w:nsid w:val="7BC87A56"/>
+    <w:multiLevelType w:val="multilevel"/>
+    <w:tmpl w:val="2C9A8480"/>
+    <w:lvl w:ilvl="0">
+      <w:start w:val="1"/>
+      <w:numFmt w:val="decimal"/>
+      <w:lvlText w:val="%1."/>
+      <w:lvlJc w:val="left"/>
+      <w:pPr>
+        <w:tabs>
+          <w:tab w:val="num" w:pos="720"/>
+        </w:tabs>
+        <w:ind w:left="720" w:hanging="360"/>
+      </w:pPr>
+    </w:lvl>
+    <w:lvl w:ilvl="1" w:tentative="1">
+      <w:start w:val="1"/>
+      <w:numFmt w:val="decimal"/>
+      <w:lvlText w:val="%2."/>
+      <w:lvlJc w:val="left"/>
+      <w:pPr>
+        <w:tabs>
+          <w:tab w:val="num" w:pos="1440"/>
+        </w:tabs>
+        <w:ind w:left="1440" w:hanging="360"/>
+      </w:pPr>
+    </w:lvl>
+    <w:lvl w:ilvl="2" w:tentative="1">
+      <w:start w:val="1"/>
+      <w:numFmt w:val="decimal"/>
+      <w:lvlText w:val="%3."/>
+      <w:lvlJc w:val="left"/>
+      <w:pPr>
+        <w:tabs>
+          <w:tab w:val="num" w:pos="2160"/>
+        </w:tabs>
+        <w:ind w:left="2160" w:hanging="360"/>
+      </w:pPr>
+    </w:lvl>
+    <w:lvl w:ilvl="3" w:tentative="1">
+      <w:start w:val="1"/>
+      <w:numFmt w:val="decimal"/>
+      <w:lvlText w:val="%4."/>
+      <w:lvlJc w:val="left"/>
+      <w:pPr>
+        <w:tabs>
+          <w:tab w:val="num" w:pos="2880"/>
+        </w:tabs>
+        <w:ind w:left="2880" w:hanging="360"/>
+      </w:pPr>
+    </w:lvl>
+    <w:lvl w:ilvl="4" w:tentative="1">
+      <w:start w:val="1"/>
+      <w:numFmt w:val="decimal"/>
+      <w:lvlText w:val="%5."/>
+      <w:lvlJc w:val="left"/>
+      <w:pPr>
+        <w:tabs>
+          <w:tab w:val="num" w:pos="3600"/>
+        </w:tabs>
+        <w:ind w:left="3600" w:hanging="360"/>
+      </w:pPr>
+    </w:lvl>
+    <w:lvl w:ilvl="5" w:tentative="1">
+      <w:start w:val="1"/>
+      <w:numFmt w:val="decimal"/>
+      <w:lvlText w:val="%6."/>
+      <w:lvlJc w:val="left"/>
+      <w:pPr>
+        <w:tabs>
+          <w:tab w:val="num" w:pos="4320"/>
+        </w:tabs>
+        <w:ind w:left="4320" w:hanging="360"/>
+      </w:pPr>
+    </w:lvl>
+    <w:lvl w:ilvl="6" w:tentative="1">
+      <w:start w:val="1"/>
+      <w:numFmt w:val="decimal"/>
+      <w:lvlText w:val="%7."/>
+      <w:lvlJc w:val="left"/>
+      <w:pPr>
+        <w:tabs>
+          <w:tab w:val="num" w:pos="5040"/>
+        </w:tabs>
+        <w:ind w:left="5040" w:hanging="360"/>
+      </w:pPr>
+    </w:lvl>
+    <w:lvl w:ilvl="7" w:tentative="1">
+      <w:start w:val="1"/>
+      <w:numFmt w:val="decimal"/>
+      <w:lvlText w:val="%8."/>
+      <w:lvlJc w:val="left"/>
+      <w:pPr>
+        <w:tabs>
+          <w:tab w:val="num" w:pos="5760"/>
+        </w:tabs>
+        <w:ind w:left="5760" w:hanging="360"/>
+      </w:pPr>
+    </w:lvl>
+    <w:lvl w:ilvl="8" w:tentative="1">
+      <w:start w:val="1"/>
+      <w:numFmt w:val="decimal"/>
+      <w:lvlText w:val="%9."/>
+      <w:lvlJc w:val="left"/>
+      <w:pPr>
+        <w:tabs>
+          <w:tab w:val="num" w:pos="6480"/>
+        </w:tabs>
+        <w:ind w:left="6480" w:hanging="360"/>
+      </w:pPr>
+    </w:lvl>
+  </w:abstractNum>
+  <w:num w:numId="1" w16cid:durableId="1174493593">
+    <w:abstractNumId w:val="3"/>
+  </w:num>
+  <w:num w:numId="2" w16cid:durableId="603146424">
+    <w:abstractNumId w:val="1"/>
+  </w:num>
+  <w:num w:numId="3" w16cid:durableId="656881495">
+    <w:abstractNumId w:val="0"/>
+  </w:num>
+  <w:num w:numId="4" w16cid:durableId="750390882">
+    <w:abstractNumId w:val="2"/>
+  </w:num>
+</w:numbering>
 </file>
 
 <file path=word/styles.xml><?xml version="1.0" encoding="utf-8"?>
@@ -680,7 +1385,6 @@
   <w:style w:type="character" w:default="1" w:styleId="Domylnaczcionkaakapitu">
     <w:name w:val="Default Paragraph Font"/>
     <w:uiPriority w:val="1"/>
-    <w:semiHidden/>
     <w:unhideWhenUsed/>
   </w:style>
   <w:style w:type="table" w:default="1" w:styleId="Standardowy">
